--- a/klagomålsmail/A 30542-2025 FSC-klagomål mail.docx
+++ b/klagomålsmail/A 30542-2025 FSC-klagomål mail.docx
@@ -11,7 +11,7 @@
     </w:p>
     <w:p>
       <w:r>
-        <w:t>Vi vill informera om att det i avverkningsanmälan A 30542-2025 i Gotlands kommun har hittats 3 naturvårdsarter varav 0 är rödlistade.</w:t>
+        <w:t>Vi vill informera om att det i avverkningsanmälan A 30542-2025 i Gotlands kommun har hittats 12 naturvårdsarter varav 7 är rödlistade.</w:t>
       </w:r>
     </w:p>
     <w:p>

--- a/klagomålsmail/A 30542-2025 FSC-klagomål mail.docx
+++ b/klagomålsmail/A 30542-2025 FSC-klagomål mail.docx
@@ -11,7 +11,7 @@
     </w:p>
     <w:p>
       <w:r>
-        <w:t>Vi vill informera om att det i avverkningsanmälan A 30542-2025 i Gotlands kommun har hittats 12 naturvårdsarter varav 7 är rödlistade.</w:t>
+        <w:t>Vi vill informera om att det i avverkningsanmälan A 30542-2025 i Gotlands kommun har hittats 25 naturvårdsarter varav 15 är rödlistade.</w:t>
       </w:r>
     </w:p>
     <w:p>

--- a/klagomålsmail/A 30542-2025 FSC-klagomål mail.docx
+++ b/klagomålsmail/A 30542-2025 FSC-klagomål mail.docx
@@ -11,7 +11,7 @@
     </w:p>
     <w:p>
       <w:r>
-        <w:t>Vi vill informera om att det i avverkningsanmälan A 30542-2025 i Gotlands kommun har hittats 25 naturvårdsarter varav 15 är rödlistade.</w:t>
+        <w:t>Vi vill informera om att det i avverkningsanmälan A 30542-2025 i Gotlands kommun har hittats 26 naturvårdsarter varav 16 är rödlistade.</w:t>
       </w:r>
     </w:p>
     <w:p>

--- a/klagomålsmail/A 30542-2025 FSC-klagomål mail.docx
+++ b/klagomålsmail/A 30542-2025 FSC-klagomål mail.docx
@@ -11,7 +11,7 @@
     </w:p>
     <w:p>
       <w:r>
-        <w:t>Vi vill informera om att det i avverkningsanmälan A 30542-2025 i Gotlands kommun har hittats 26 naturvårdsarter varav 16 är rödlistade.</w:t>
+        <w:t>Vi vill informera om att det i avverkningsanmälan A 30542-2025 i Gotlands kommun har hittats 31 naturvårdsarter varav 18 är rödlistade.</w:t>
       </w:r>
     </w:p>
     <w:p>

--- a/klagomålsmail/A 30542-2025 FSC-klagomål mail.docx
+++ b/klagomålsmail/A 30542-2025 FSC-klagomål mail.docx
@@ -11,7 +11,7 @@
     </w:p>
     <w:p>
       <w:r>
-        <w:t>Vi vill informera om att det i avverkningsanmälan A 30542-2025 i Gotlands kommun har hittats 31 naturvårdsarter varav 18 är rödlistade.</w:t>
+        <w:t>Vi vill informera om att det i och inom 12 meter från avverkningsanmälan A 30542-2025 i Gotlands kommun har hittats 33 naturvårdsarter varav 23 är rödlistade.</w:t>
       </w:r>
     </w:p>
     <w:p>

--- a/klagomålsmail/A 30542-2025 FSC-klagomål mail.docx
+++ b/klagomålsmail/A 30542-2025 FSC-klagomål mail.docx
@@ -11,7 +11,7 @@
     </w:p>
     <w:p>
       <w:r>
-        <w:t>Vi vill informera om att det i och inom 12 meter från avverkningsanmälan A 30542-2025 i Gotlands kommun har hittats 33 naturvårdsarter varav 23 är rödlistade.</w:t>
+        <w:t>Vi vill informera om att det i och inom 21 meter från avverkningsanmälan A 30542-2025 i Gotlands kommun har hittats 34 naturvårdsarter varav 23 är rödlistade.</w:t>
       </w:r>
     </w:p>
     <w:p>
